--- a/Phieu_hoc_tap_CSS/Phiếu học tập CSS - BTTH02 - K66.docx
+++ b/Phieu_hoc_tap_CSS/Phiếu học tập CSS - BTTH02 - K66.docx
@@ -21,7 +21,7 @@
           <w:noProof/>
         </w:rPr>
         <w:pict w14:anchorId="4E6FB1D0">
-          <v:rect id="_x0000_s1037" alt="" style="width:475.5pt;height:.05pt;mso-width-percent:0;mso-height-percent:0;mso-left-percent:-10001;mso-top-percent:-10001;mso-position-horizontal:absolute;mso-position-horizontal-relative:char;mso-position-vertical:absolute;mso-position-vertical-relative:line;mso-width-percent:0;mso-height-percent:0;mso-left-percent:-10001;mso-top-percent:-10001" o:hralign="center" o:hrstd="t" strokeweight="1pt">
+          <v:rect id="_x0000_s1034" alt="" style="width:475.5pt;height:.05pt;mso-width-percent:0;mso-height-percent:0;mso-left-percent:-10001;mso-top-percent:-10001;mso-position-horizontal:absolute;mso-position-horizontal-relative:char;mso-position-vertical:absolute;mso-position-vertical-relative:line;mso-width-percent:0;mso-height-percent:0;mso-left-percent:-10001;mso-top-percent:-10001" o:hralign="center" o:hrstd="t" strokeweight="1pt">
             <v:stroke opacity="0"/>
           </v:rect>
         </w:pict>
@@ -199,7 +199,7 @@
           <w:noProof/>
         </w:rPr>
         <w:pict w14:anchorId="1FFA2B47">
-          <v:rect id="_x0000_s1036" alt="" style="width:475.5pt;height:.05pt;mso-width-percent:0;mso-height-percent:0;mso-left-percent:-10001;mso-top-percent:-10001;mso-position-horizontal:absolute;mso-position-horizontal-relative:char;mso-position-vertical:absolute;mso-position-vertical-relative:line;mso-width-percent:0;mso-height-percent:0;mso-left-percent:-10001;mso-top-percent:-10001" o:hralign="center" o:hrstd="t" strokeweight="1pt">
+          <v:rect id="_x0000_s1033" alt="" style="width:475.5pt;height:.05pt;mso-width-percent:0;mso-height-percent:0;mso-left-percent:-10001;mso-top-percent:-10001;mso-position-horizontal:absolute;mso-position-horizontal-relative:char;mso-position-vertical:absolute;mso-position-vertical-relative:line;mso-width-percent:0;mso-height-percent:0;mso-left-percent:-10001;mso-top-percent:-10001" o:hralign="center" o:hrstd="t" strokeweight="1pt">
             <v:stroke opacity="0"/>
           </v:rect>
         </w:pict>
@@ -254,21 +254,7 @@
             <w:rStyle w:val="Hyperlink"/>
             <w:rFonts w:ascii="inter" w:hAnsi="inter"/>
           </w:rPr>
-          <w:t>CCC_Frontend/tuan_2_css</w:t>
-        </w:r>
-        <w:r>
-          <w:rPr>
-            <w:rStyle w:val="Hyperlink"/>
-            <w:rFonts w:ascii="inter" w:hAnsi="inter"/>
-          </w:rPr>
-          <w:t>_</w:t>
-        </w:r>
-        <w:r>
-          <w:rPr>
-            <w:rStyle w:val="Hyperlink"/>
-            <w:rFonts w:ascii="inter" w:hAnsi="inter"/>
-          </w:rPr>
-          <w:t>core/08_introduction_css.md at main · hieutachi/CCC_Frontend</w:t>
+          <w:t>CCC_Frontend/tuan_2_css_core/08_introduction_css.md at main · hieutachi/CCC_Frontend</w:t>
         </w:r>
       </w:hyperlink>
       <w:r>
@@ -317,6 +303,7 @@
         <w:ind w:left="-30"/>
         <w:rPr>
           <w:rFonts w:ascii="inter" w:hAnsi="inter"/>
+          <w:lang w:val="vi-VN"/>
         </w:rPr>
       </w:pPr>
       <w:bookmarkStart w:id="2" w:name="bm_1_kiến_thức_cốt_lõi_tóm_tắt_bằ_eadeac"/>
@@ -326,6 +313,7 @@
           <w:b/>
           <w:color w:val="000000"/>
           <w:sz w:val="24"/>
+          <w:lang w:val="vi-VN"/>
         </w:rPr>
         <w:t>1. Kiến thức cốt lõi (Tóm tắt bằng lời của bạn)</w:t>
       </w:r>
@@ -337,6 +325,7 @@
         <w:ind w:left="-30"/>
         <w:rPr>
           <w:rFonts w:ascii="inter" w:hAnsi="inter"/>
+          <w:lang w:val="vi-VN"/>
         </w:rPr>
       </w:pPr>
       <w:bookmarkStart w:id="3" w:name="bm_1_1_css_là_gì_viết_bằng_lời_ri_2cdc44"/>
@@ -346,6 +335,7 @@
           <w:b/>
           <w:color w:val="000000"/>
           <w:sz w:val="24"/>
+          <w:lang w:val="vi-VN"/>
         </w:rPr>
         <w:t>1.1. CSS là gì? (Viết bằng lời riêng của bạn)</w:t>
       </w:r>
@@ -491,6 +481,7 @@
         <w:ind w:left="-30"/>
         <w:rPr>
           <w:rFonts w:ascii="inter" w:hAnsi="inter"/>
+          <w:lang w:val="vi-VN"/>
         </w:rPr>
       </w:pPr>
       <w:bookmarkStart w:id="4" w:name="bm_1_2_cú_pháp_cơ_bản_của_css"/>
@@ -500,6 +491,7 @@
           <w:b/>
           <w:color w:val="000000"/>
           <w:sz w:val="24"/>
+          <w:lang w:val="vi-VN"/>
         </w:rPr>
         <w:t>1.2. Cú pháp cơ bản của CSS</w:t>
       </w:r>
@@ -510,12 +502,14 @@
         <w:spacing w:after="210" w:line="360" w:lineRule="auto"/>
         <w:rPr>
           <w:rFonts w:ascii="inter" w:hAnsi="inter"/>
-        </w:rPr>
-      </w:pPr>
-      <w:r>
-        <w:rPr>
-          <w:rFonts w:ascii="inter" w:eastAsia="inter" w:hAnsi="inter" w:cs="inter"/>
-          <w:color w:val="000000"/>
+          <w:lang w:val="vi-VN"/>
+        </w:rPr>
+      </w:pPr>
+      <w:r>
+        <w:rPr>
+          <w:rFonts w:ascii="inter" w:eastAsia="inter" w:hAnsi="inter" w:cs="inter"/>
+          <w:color w:val="000000"/>
+          <w:lang w:val="vi-VN"/>
         </w:rPr>
         <w:t>Một quy tắc CSS (CSS Rule) gồm 2 phần:</w:t>
       </w:r>
@@ -2287,7 +2281,7 @@
           <w:noProof/>
         </w:rPr>
         <w:pict w14:anchorId="4EE2617E">
-          <v:rect id="_x0000_s1035" alt="" style="width:475.5pt;height:.05pt;mso-width-percent:0;mso-height-percent:0;mso-left-percent:-10001;mso-top-percent:-10001;mso-position-horizontal:absolute;mso-position-horizontal-relative:char;mso-position-vertical:absolute;mso-position-vertical-relative:line;mso-width-percent:0;mso-height-percent:0;mso-left-percent:-10001;mso-top-percent:-10001" o:hralign="center" o:hrstd="t" strokeweight="1pt">
+          <v:rect id="_x0000_s1032" alt="" style="width:475.5pt;height:.05pt;mso-width-percent:0;mso-height-percent:0;mso-left-percent:-10001;mso-top-percent:-10001;mso-position-horizontal:absolute;mso-position-horizontal-relative:char;mso-position-vertical:absolute;mso-position-vertical-relative:line;mso-width-percent:0;mso-height-percent:0;mso-left-percent:-10001;mso-top-percent:-10001" o:hralign="center" o:hrstd="t" strokeweight="1pt">
             <v:stroke opacity="0"/>
           </v:rect>
         </w:pict>
@@ -2880,6 +2874,7 @@
         <w:spacing w:after="210" w:line="360" w:lineRule="auto"/>
         <w:rPr>
           <w:rFonts w:ascii="inter" w:hAnsi="inter"/>
+          <w:lang w:val="vi-VN"/>
         </w:rPr>
       </w:pPr>
       <w:r>
@@ -2887,6 +2882,7 @@
           <w:rFonts w:ascii="inter" w:eastAsia="inter" w:hAnsi="inter" w:cs="inter"/>
           <w:b/>
           <w:color w:val="000000"/>
+          <w:lang w:val="vi-VN"/>
         </w:rPr>
         <w:t>Bước 2:</w:t>
       </w:r>
@@ -2894,6 +2890,7 @@
         <w:rPr>
           <w:rFonts w:ascii="inter" w:eastAsia="inter" w:hAnsi="inter" w:cs="inter"/>
           <w:color w:val="000000"/>
+          <w:lang w:val="vi-VN"/>
         </w:rPr>
         <w:t xml:space="preserve"> Viết CSS cho các yêu cầu sau:</w:t>
       </w:r>
@@ -3712,6 +3709,7 @@
       <w:r>
         <w:rPr>
           <w:rFonts w:ascii="inter" w:eastAsia="inter" w:hAnsi="inter" w:cs="inter"/>
+          <w:noProof/>
           <w:color w:val="000000"/>
           <w:lang w:val="nl-NL"/>
         </w:rPr>
@@ -3780,6 +3778,7 @@
       <w:r>
         <w:rPr>
           <w:rFonts w:ascii="inter" w:hAnsi="inter"/>
+          <w:noProof/>
           <w:lang w:val="vi-VN"/>
         </w:rPr>
         <w:drawing>
@@ -4815,23 +4814,7 @@
           <w:color w:val="000000"/>
           <w:lang w:val="vi-VN"/>
         </w:rPr>
-        <w:t>dễ kiểm soát layout, k</w:t>
-      </w:r>
-      <w:r>
-        <w:rPr>
-          <w:rFonts w:ascii="inter" w:eastAsia="inter" w:hAnsi="inter" w:cs="inter"/>
-          <w:color w:val="000000"/>
-          <w:lang w:val="vi-VN"/>
-        </w:rPr>
-        <w:t>hông bị "nở" khi thêm padding/</w:t>
-      </w:r>
-      <w:r>
-        <w:rPr>
-          <w:rFonts w:ascii="inter" w:eastAsia="inter" w:hAnsi="inter" w:cs="inter"/>
-          <w:color w:val="000000"/>
-          <w:lang w:val="vi-VN"/>
-        </w:rPr>
-        <w:t>border, phù hợp làm responsive và đa phần dev sử dụng hơn</w:t>
+        <w:t>dễ kiểm soát layout, không bị "nở" khi thêm padding/border, phù hợp làm responsive và đa phần dev sử dụng hơn</w:t>
       </w:r>
     </w:p>
     <w:p>
@@ -5785,6 +5768,7 @@
       <w:r>
         <w:rPr>
           <w:rFonts w:ascii="inter" w:hAnsi="inter"/>
+          <w:noProof/>
           <w:lang w:val="vi-VN"/>
         </w:rPr>
         <w:drawing>
@@ -7178,7 +7162,7 @@
           <w:noProof/>
         </w:rPr>
         <w:pict w14:anchorId="48BE9549">
-          <v:rect id="_x0000_s1033" alt="" style="width:475.5pt;height:.05pt;mso-width-percent:0;mso-height-percent:0;mso-left-percent:-10001;mso-top-percent:-10001;mso-position-horizontal:absolute;mso-position-horizontal-relative:char;mso-position-vertical:absolute;mso-position-vertical-relative:line;mso-width-percent:0;mso-height-percent:0;mso-left-percent:-10001;mso-top-percent:-10001" o:hralign="center" o:hrstd="t" strokeweight="1pt">
+          <v:rect id="_x0000_s1031" alt="" style="width:475.5pt;height:.05pt;mso-width-percent:0;mso-height-percent:0;mso-left-percent:-10001;mso-top-percent:-10001;mso-position-horizontal:absolute;mso-position-horizontal-relative:char;mso-position-vertical:absolute;mso-position-vertical-relative:line;mso-width-percent:0;mso-height-percent:0;mso-left-percent:-10001;mso-top-percent:-10001" o:hralign="center" o:hrstd="t" strokeweight="1pt">
             <v:stroke opacity="0"/>
           </v:rect>
         </w:pict>
@@ -7875,6 +7859,7 @@
       <w:r>
         <w:rPr>
           <w:rFonts w:ascii="inter" w:eastAsia="inter" w:hAnsi="inter" w:cs="inter"/>
+          <w:noProof/>
           <w:color w:val="000000"/>
         </w:rPr>
         <w:drawing>
@@ -7939,6 +7924,7 @@
       <w:r>
         <w:rPr>
           <w:rFonts w:ascii="inter" w:hAnsi="inter"/>
+          <w:noProof/>
         </w:rPr>
         <w:lastRenderedPageBreak/>
         <w:drawing>
@@ -8849,6 +8835,7 @@
         <w:rPr>
           <w:rFonts w:ascii="inter" w:eastAsia="inter" w:hAnsi="inter" w:cs="inter"/>
           <w:i/>
+          <w:noProof/>
           <w:color w:val="000000"/>
           <w:lang w:val="vi-VN"/>
         </w:rPr>
@@ -8922,6 +8909,7 @@
       <w:r>
         <w:rPr>
           <w:rFonts w:ascii="inter" w:hAnsi="inter"/>
+          <w:noProof/>
         </w:rPr>
         <w:lastRenderedPageBreak/>
         <w:drawing>
@@ -9054,6 +9042,7 @@
         <w:ind w:left="-30"/>
         <w:rPr>
           <w:rFonts w:ascii="inter" w:hAnsi="inter"/>
+          <w:lang w:val="vi-VN"/>
         </w:rPr>
       </w:pPr>
       <w:bookmarkStart w:id="36" w:name="bm_1_kiến_thức_cốt_lõi_css_position"/>
@@ -9063,6 +9052,7 @@
           <w:b/>
           <w:color w:val="000000"/>
           <w:sz w:val="24"/>
+          <w:lang w:val="vi-VN"/>
         </w:rPr>
         <w:t>1. Kiến thức cốt lõi: CSS Position</w:t>
       </w:r>
@@ -9073,12 +9063,14 @@
         <w:spacing w:after="210" w:line="360" w:lineRule="auto"/>
         <w:rPr>
           <w:rFonts w:ascii="inter" w:hAnsi="inter"/>
-        </w:rPr>
-      </w:pPr>
-      <w:r>
-        <w:rPr>
-          <w:rFonts w:ascii="inter" w:eastAsia="inter" w:hAnsi="inter" w:cs="inter"/>
-          <w:color w:val="000000"/>
+          <w:lang w:val="vi-VN"/>
+        </w:rPr>
+      </w:pPr>
+      <w:r>
+        <w:rPr>
+          <w:rFonts w:ascii="inter" w:eastAsia="inter" w:hAnsi="inter" w:cs="inter"/>
+          <w:color w:val="000000"/>
+          <w:lang w:val="vi-VN"/>
         </w:rPr>
         <w:t>Hoàn thành bảng:</w:t>
       </w:r>
@@ -10649,6 +10641,7 @@
       <w:r>
         <w:rPr>
           <w:rFonts w:ascii="inter" w:hAnsi="inter"/>
+          <w:noProof/>
         </w:rPr>
         <w:drawing>
           <wp:inline distT="0" distB="0" distL="0" distR="0" wp14:anchorId="6521F20A" wp14:editId="3280AF2B">
@@ -12046,25 +12039,6 @@
     </w:p>
     <w:p>
       <w:pPr>
-        <w:numPr>
-          <w:ilvl w:val="0"/>
-          <w:numId w:val="26"/>
-        </w:numPr>
-        <w:spacing w:before="105" w:after="105" w:line="360" w:lineRule="auto"/>
-        <w:rPr>
-          <w:rFonts w:ascii="inter" w:hAnsi="inter"/>
-        </w:rPr>
-      </w:pPr>
-      <w:r>
-        <w:rPr>
-          <w:rFonts w:ascii="inter" w:eastAsia="inter" w:hAnsi="inter" w:cs="inter"/>
-          <w:color w:val="000000"/>
-        </w:rPr>
-        <w:t>Responsive</w:t>
-      </w:r>
-    </w:p>
-    <w:p>
-      <w:pPr>
         <w:spacing w:before="315" w:after="105" w:line="360" w:lineRule="auto"/>
         <w:ind w:left="-30"/>
         <w:rPr>
@@ -12099,7 +12073,39 @@
           <w:rFonts w:ascii="inter" w:eastAsia="inter" w:hAnsi="inter" w:cs="inter"/>
           <w:color w:val="000000"/>
         </w:rPr>
-        <w:t>position</w:t>
+        <w:t>P</w:t>
+      </w:r>
+      <w:r>
+        <w:rPr>
+          <w:rFonts w:ascii="inter" w:eastAsia="inter" w:hAnsi="inter" w:cs="inter"/>
+          <w:color w:val="000000"/>
+        </w:rPr>
+        <w:t>osition</w:t>
+      </w:r>
+    </w:p>
+    <w:p>
+      <w:pPr>
+        <w:numPr>
+          <w:ilvl w:val="0"/>
+          <w:numId w:val="27"/>
+        </w:numPr>
+        <w:spacing w:before="105" w:after="105" w:line="360" w:lineRule="auto"/>
+        <w:rPr>
+          <w:rFonts w:ascii="inter" w:hAnsi="inter"/>
+        </w:rPr>
+      </w:pPr>
+      <w:r>
+        <w:rPr>
+          <w:rFonts w:ascii="inter" w:hAnsi="inter"/>
+        </w:rPr>
+        <w:t>Chưa</w:t>
+      </w:r>
+      <w:r>
+        <w:rPr>
+          <w:rFonts w:ascii="inter" w:hAnsi="inter"/>
+          <w:lang w:val="vi-VN"/>
+        </w:rPr>
+        <w:t xml:space="preserve"> thành thạo responsive</w:t>
       </w:r>
     </w:p>
     <w:p>
@@ -12150,6 +12156,14 @@
           <w:lang w:val="vi-VN"/>
         </w:rPr>
         <w:t xml:space="preserve"> javascript</w:t>
+      </w:r>
+      <w:r>
+        <w:rPr>
+          <w:rFonts w:ascii="inter" w:eastAsia="inter" w:hAnsi="inter" w:cs="inter"/>
+          <w:color w:val="000000"/>
+          <w:lang w:val="vi-VN"/>
+        </w:rPr>
+        <w:t xml:space="preserve"> và củng cố phần lý thuyết trước đó còn thiếu</w:t>
       </w:r>
       <w:r>
         <w:rPr>
@@ -12265,14 +12279,26 @@
           <w:rFonts w:ascii="inter" w:eastAsia="inter" w:hAnsi="inter" w:cs="inter"/>
           <w:color w:val="000000"/>
         </w:rPr>
-        <w:t xml:space="preserve"> _______________</w:t>
-      </w:r>
-      <w:r>
-        <w:rPr>
-          <w:rFonts w:ascii="inter" w:eastAsia="inter" w:hAnsi="inter" w:cs="inter"/>
-          <w:color w:val="000000"/>
-        </w:rPr>
-        <w:t>Vinh</w:t>
+        <w:t xml:space="preserve"> ______________</w:t>
+      </w:r>
+      <w:r>
+        <w:rPr>
+          <w:rFonts w:ascii="inter" w:eastAsia="inter" w:hAnsi="inter" w:cs="inter"/>
+          <w:i/>
+          <w:iCs/>
+          <w:color w:val="000000"/>
+        </w:rPr>
+        <w:t>_</w:t>
+      </w:r>
+      <w:r>
+        <w:rPr>
+          <w:rFonts w:ascii="inter" w:eastAsia="inter" w:hAnsi="inter" w:cs="inter"/>
+          <w:i/>
+          <w:iCs/>
+          <w:color w:val="000000"/>
+          <w:lang w:val="vi-VN"/>
+        </w:rPr>
+        <w:t>Nguyễn Thành Vinh</w:t>
       </w:r>
       <w:r>
         <w:rPr>
@@ -14510,6 +14536,7 @@
   <w:style w:type="character" w:default="1" w:styleId="DefaultParagraphFont">
     <w:name w:val="Default Paragraph Font"/>
     <w:uiPriority w:val="1"/>
+    <w:semiHidden/>
     <w:unhideWhenUsed/>
   </w:style>
   <w:style w:type="table" w:default="1" w:styleId="TableNormal">
